--- a/_site/00-econometria-general/2022-01-11-recaudacion-de-impuestos-y-crecimiento-economico-2017-2019/index.docx
+++ b/_site/00-econometria-general/2022-01-11-recaudacion-de-impuestos-y-crecimiento-economico-2017-2019/index.docx
@@ -44,7 +44,7 @@
         <w:t xml:space="preserve"> </w:t>
       </w:r>
     </w:p>
-    <w:bookmarkStart w:id="20" w:name="title"/>
+    <w:bookmarkStart w:id="22" w:name="title"/>
     <w:p>
       <w:pPr>
         <w:pStyle w:val="Heading1"/>
@@ -93,8 +93,8 @@
         <w:t xml:space="preserve"> </w:t>
       </w:r>
     </w:p>
-    <w:bookmarkEnd w:id="20"/>
-    <w:bookmarkStart w:id="24" w:name="author-note"/>
+    <w:bookmarkEnd w:id="22"/>
+    <w:bookmarkStart w:id="26" w:name="author-note"/>
     <w:p>
       <w:pPr>
         <w:pStyle w:val="Heading1"/>
@@ -113,15 +113,15 @@
       <w:r>
         <w:t xml:space="preserve"> </w:t>
       </w:r>
-      <w:bookmarkStart w:id="21" w:name="orchid"/>
+      <w:bookmarkStart w:id="23" w:name="orchid"/>
       <w:r>
         <w:t xml:space="preserve">Orcid ID Logo: A green circle with white letters ID</w:t>
       </w:r>
-      <w:bookmarkEnd w:id="21"/>
-      <w:r>
-        <w:t xml:space="preserve"> </w:t>
-      </w:r>
-      <w:hyperlink r:id="rId22">
+      <w:bookmarkEnd w:id="23"/>
+      <w:r>
+        <w:t xml:space="preserve"> </w:t>
+      </w:r>
+      <w:hyperlink r:id="rId24">
         <w:r>
           <w:rPr>
             <w:rStyle w:val="Hyperlink"/>
@@ -160,20 +160,20 @@
         <w:t xml:space="preserve">: </w:t>
       </w:r>
       <w:r>
-        <w:t xml:space="preserve">conceptualización y redacción</w:t>
-      </w:r>
-    </w:p>
-    <w:p>
-      <w:pPr>
-        <w:pStyle w:val="BodyText"/>
-      </w:pPr>
-      <w:r>
-        <w:t xml:space="preserve">La correspondencia relativa a este artículo debe dirigirse a Edison Achalma, Escuela Profesional de Economía, Universidad Nacional de San Cristóbal de Huamanga, Ayacucho, AYA, Perú, Email:</w:t>
-      </w:r>
-      <w:r>
-        <w:t xml:space="preserve"> </w:t>
-      </w:r>
-      <w:hyperlink r:id="rId23">
+        <w:t xml:space="preserve">conceptualización, metodología, análisis formal, investigación, recursos, curación de datos, redacción, visualización, supervisión, y administración del proyecto</w:t>
+      </w:r>
+    </w:p>
+    <w:p>
+      <w:pPr>
+        <w:pStyle w:val="BodyText"/>
+      </w:pPr>
+      <w:r>
+        <w:t xml:space="preserve">La correspondencia relativa a este artículo debe dirigirse a Edison Achalma, Escuela Profesional de Economía, Universidad Nacional de San Cristóbal de Huamanga, Portal Independencia N° 57, Ayacucho, AYA 5001, Perú, Email:</w:t>
+      </w:r>
+      <w:r>
+        <w:t xml:space="preserve"> </w:t>
+      </w:r>
+      <w:hyperlink r:id="rId25">
         <w:r>
           <w:rPr>
             <w:rStyle w:val="Hyperlink"/>
@@ -187,8 +187,8 @@
         <w:br w:type="page"/>
       </w:r>
     </w:p>
-    <w:bookmarkEnd w:id="24"/>
-    <w:bookmarkStart w:id="25" w:name="abstract"/>
+    <w:bookmarkEnd w:id="26"/>
+    <w:bookmarkStart w:id="27" w:name="abstract"/>
     <w:p>
       <w:pPr>
         <w:pStyle w:val="Heading1"/>
@@ -225,8 +225,8 @@
         <w:br w:type="page"/>
       </w:r>
     </w:p>
-    <w:bookmarkEnd w:id="25"/>
-    <w:bookmarkStart w:id="26" w:name="firstheader"/>
+    <w:bookmarkEnd w:id="27"/>
+    <w:bookmarkStart w:id="28" w:name="firstheader"/>
     <w:p>
       <w:pPr>
         <w:pStyle w:val="Heading1"/>
@@ -235,8 +235,8 @@
         <w:t xml:space="preserve">Recaudación tributaria y crecimiento 2017-2019</w:t>
       </w:r>
     </w:p>
-    <w:bookmarkEnd w:id="26"/>
-    <w:bookmarkStart w:id="27" w:name="sec-introducción"/>
+    <w:bookmarkEnd w:id="28"/>
+    <w:bookmarkStart w:id="29" w:name="sec-introducción"/>
     <w:p>
       <w:pPr>
         <w:pStyle w:val="Heading1"/>
@@ -335,8 +335,8 @@
         <w:t xml:space="preserve">Finalmente, se llevaron a cabo diversos análisis estadísticos para obtener los resultados y presentar las conclusiones de nuestro estudio.</w:t>
       </w:r>
     </w:p>
-    <w:bookmarkEnd w:id="27"/>
-    <w:bookmarkStart w:id="30" w:name="sec-planteamiento-del-problema"/>
+    <w:bookmarkEnd w:id="29"/>
+    <w:bookmarkStart w:id="32" w:name="sec-planteamiento-del-problema"/>
     <w:p>
       <w:pPr>
         <w:pStyle w:val="Heading1"/>
@@ -345,7 +345,7 @@
         <w:t xml:space="preserve">1. Planteamiento del problema</w:t>
       </w:r>
     </w:p>
-    <w:bookmarkStart w:id="28" w:name="sec-problema-general"/>
+    <w:bookmarkStart w:id="30" w:name="sec-problema-general"/>
     <w:p>
       <w:pPr>
         <w:pStyle w:val="Heading2"/>
@@ -362,8 +362,8 @@
         <w:t xml:space="preserve">¿En qué medida influye el crecimiento económico en la recaudación de impuestos por la SUNAT en el departamento de Ayacucho, periodo 2007-2019?</w:t>
       </w:r>
     </w:p>
-    <w:bookmarkEnd w:id="28"/>
-    <w:bookmarkStart w:id="29" w:name="sec-problemas-específicos"/>
+    <w:bookmarkEnd w:id="30"/>
+    <w:bookmarkStart w:id="31" w:name="sec-problemas-específicos"/>
     <w:p>
       <w:pPr>
         <w:pStyle w:val="Heading2"/>
@@ -405,9 +405,9 @@
         <w:t xml:space="preserve">¿Cuál es la relación entre la recaudación de impuestos por la SUNAT respecto al crecimiento económico durante el periodo 2007-2019?</w:t>
       </w:r>
     </w:p>
-    <w:bookmarkEnd w:id="29"/>
-    <w:bookmarkEnd w:id="30"/>
-    <w:bookmarkStart w:id="33" w:name="sec-objetivos"/>
+    <w:bookmarkEnd w:id="31"/>
+    <w:bookmarkEnd w:id="32"/>
+    <w:bookmarkStart w:id="35" w:name="sec-objetivos"/>
     <w:p>
       <w:pPr>
         <w:pStyle w:val="Heading1"/>
@@ -416,7 +416,7 @@
         <w:t xml:space="preserve">2. Objetivos</w:t>
       </w:r>
     </w:p>
-    <w:bookmarkStart w:id="31" w:name="sec-objetivos-generales"/>
+    <w:bookmarkStart w:id="33" w:name="sec-objetivos-generales"/>
     <w:p>
       <w:pPr>
         <w:pStyle w:val="Heading2"/>
@@ -433,8 +433,8 @@
         <w:t xml:space="preserve">Determinar la influencia del crecimiento económico en la recaudación de impuestos por la SUNAT en el departamento de Ayacucho, periodo 2007-2019.</w:t>
       </w:r>
     </w:p>
-    <w:bookmarkEnd w:id="31"/>
-    <w:bookmarkStart w:id="32" w:name="sec-objetivos-específicos"/>
+    <w:bookmarkEnd w:id="33"/>
+    <w:bookmarkStart w:id="34" w:name="sec-objetivos-específicos"/>
     <w:p>
       <w:pPr>
         <w:pStyle w:val="Heading2"/>
@@ -476,9 +476,9 @@
         <w:t xml:space="preserve">Analizar la relación existente entre crecimiento económico y la recaudación de impuestos durante el periodo 2007-2019.</w:t>
       </w:r>
     </w:p>
-    <w:bookmarkEnd w:id="32"/>
-    <w:bookmarkEnd w:id="33"/>
-    <w:bookmarkStart w:id="37" w:name="sec-justificación"/>
+    <w:bookmarkEnd w:id="34"/>
+    <w:bookmarkEnd w:id="35"/>
+    <w:bookmarkStart w:id="39" w:name="sec-justificación"/>
     <w:p>
       <w:pPr>
         <w:pStyle w:val="Heading1"/>
@@ -487,7 +487,7 @@
         <w:t xml:space="preserve">3. Justificación</w:t>
       </w:r>
     </w:p>
-    <w:bookmarkStart w:id="34" w:name="sec-justificación-teórica"/>
+    <w:bookmarkStart w:id="36" w:name="sec-justificación-teórica"/>
     <w:p>
       <w:pPr>
         <w:pStyle w:val="Heading2"/>
@@ -504,8 +504,8 @@
         <w:t xml:space="preserve">El presente trabajo busca analizar e interpretar de manera fundamentada los efectos de la influencia del crecimiento económico en la recaudación de impuestos en la región de Ayacucho. A través de esta investigación, se espera contribuir teóricamente al conocimiento de los patrones de los diferentes sectores económicos que son importantes para el crecimiento económico. Los resultados obtenidos servirán como base para futuros estudios similares, generando un aporte significativo al entendimiento de estos fenómenos económicos.</w:t>
       </w:r>
     </w:p>
-    <w:bookmarkEnd w:id="34"/>
-    <w:bookmarkStart w:id="35" w:name="sec-justificación-práctica"/>
+    <w:bookmarkEnd w:id="36"/>
+    <w:bookmarkStart w:id="37" w:name="sec-justificación-práctica"/>
     <w:p>
       <w:pPr>
         <w:pStyle w:val="Heading2"/>
@@ -522,8 +522,8 @@
         <w:t xml:space="preserve">Los resultados de esta investigación ofrecerán información relevante para la toma de decisiones en el ámbito fiscal, lo cual puede traducirse en mejores resultados económicos tanto en la región de Ayacucho como en otras partes de Perú. Las autoridades regionales y municipales podrán utilizar estos resultados para anticipar posibles ineficiencias en la recaudación de impuestos, permitiendo un mejor manejo de los recursos fiscales en beneficio de la población. Asimismo, esta investigación ayudará a evaluar si las reformas implementadas en la política tributaria contribuyen al crecimiento económico, lo que a su vez permitirá al Estado tomar acciones para abordar la elusión y evasión fiscal en los diferentes sectores económicos y promover el desarrollo del país.</w:t>
       </w:r>
     </w:p>
-    <w:bookmarkEnd w:id="35"/>
-    <w:bookmarkStart w:id="36" w:name="sec-justificación-metodológica"/>
+    <w:bookmarkEnd w:id="37"/>
+    <w:bookmarkStart w:id="38" w:name="sec-justificación-metodológica"/>
     <w:p>
       <w:pPr>
         <w:pStyle w:val="Heading2"/>
@@ -540,9 +540,9 @@
         <w:t xml:space="preserve">Esta investigación se basa en un análisis estadístico aplicado, descriptivo y cuantitativo para determinar los efectos del crecimiento económico en la recaudación de impuestos por la SUNAT. Se emplearán técnicas de análisis de datos que permitirán obtener resultados más precisos y confiables. Además, se generarán nuevas fuentes de información que podrían utilizarse en futuros estudios para explorar la relación entre el crecimiento económico, la recaudación de impuestos y otras variables relacionadas, en aras de obtener resultados más técnicos y robustos.</w:t>
       </w:r>
     </w:p>
-    <w:bookmarkEnd w:id="36"/>
-    <w:bookmarkEnd w:id="37"/>
-    <w:bookmarkStart w:id="40" w:name="sec-marco-teórico"/>
+    <w:bookmarkEnd w:id="38"/>
+    <w:bookmarkEnd w:id="39"/>
+    <w:bookmarkStart w:id="42" w:name="sec-marco-teórico"/>
     <w:p>
       <w:pPr>
         <w:pStyle w:val="Heading1"/>
@@ -551,7 +551,7 @@
         <w:t xml:space="preserve">4. Marco teórico</w:t>
       </w:r>
     </w:p>
-    <w:bookmarkStart w:id="38" w:name="sec-sistema-teórico"/>
+    <w:bookmarkStart w:id="40" w:name="sec-sistema-teórico"/>
     <w:p>
       <w:pPr>
         <w:pStyle w:val="Heading2"/>
@@ -2645,28 +2645,30 @@
           </m:rPr>
           <m:t>ln</m:t>
         </m:r>
-        <m:d>
-          <m:dPr>
-            <m:begChr m:val="("/>
-            <m:sepChr m:val=""/>
-            <m:endChr m:val=")"/>
-            <m:grow/>
-          </m:dPr>
+        <m:r>
+          <m:rPr>
+            <m:sty m:val="p"/>
+          </m:rPr>
+          <m:t>(</m:t>
+        </m:r>
+        <m:sSub>
           <m:e>
-            <m:sSub>
-              <m:e>
-                <m:r>
-                  <m:t>Y</m:t>
-                </m:r>
-              </m:e>
-              <m:sub>
-                <m:r>
-                  <m:t>i</m:t>
-                </m:r>
-              </m:sub>
-            </m:sSub>
+            <m:r>
+              <m:t>Y</m:t>
+            </m:r>
           </m:e>
-        </m:d>
+          <m:sub>
+            <m:r>
+              <m:t>i</m:t>
+            </m:r>
+          </m:sub>
+        </m:sSub>
+        <m:r>
+          <m:rPr>
+            <m:sty m:val="p"/>
+          </m:rPr>
+          <m:t>)</m:t>
+        </m:r>
         <m:r>
           <m:rPr>
             <m:sty m:val="p"/>
@@ -2709,28 +2711,30 @@
           </m:rPr>
           <m:t>ln</m:t>
         </m:r>
-        <m:d>
-          <m:dPr>
-            <m:begChr m:val="("/>
-            <m:sepChr m:val=""/>
-            <m:endChr m:val=")"/>
-            <m:grow/>
-          </m:dPr>
+        <m:r>
+          <m:rPr>
+            <m:sty m:val="p"/>
+          </m:rPr>
+          <m:t>(</m:t>
+        </m:r>
+        <m:sSub>
           <m:e>
-            <m:sSub>
-              <m:e>
-                <m:r>
-                  <m:t>X</m:t>
-                </m:r>
-              </m:e>
-              <m:sub>
-                <m:r>
-                  <m:t>1</m:t>
-                </m:r>
-              </m:sub>
-            </m:sSub>
+            <m:r>
+              <m:t>X</m:t>
+            </m:r>
           </m:e>
-        </m:d>
+          <m:sub>
+            <m:r>
+              <m:t>1</m:t>
+            </m:r>
+          </m:sub>
+        </m:sSub>
+        <m:r>
+          <m:rPr>
+            <m:sty m:val="p"/>
+          </m:rPr>
+          <m:t>)</m:t>
+        </m:r>
         <m:r>
           <m:rPr>
             <m:sty m:val="p"/>
@@ -2755,28 +2759,30 @@
           </m:rPr>
           <m:t>ln</m:t>
         </m:r>
-        <m:d>
-          <m:dPr>
-            <m:begChr m:val="("/>
-            <m:sepChr m:val=""/>
-            <m:endChr m:val=")"/>
-            <m:grow/>
-          </m:dPr>
+        <m:r>
+          <m:rPr>
+            <m:sty m:val="p"/>
+          </m:rPr>
+          <m:t>(</m:t>
+        </m:r>
+        <m:sSub>
           <m:e>
-            <m:sSub>
-              <m:e>
-                <m:r>
-                  <m:t>X</m:t>
-                </m:r>
-              </m:e>
-              <m:sub>
-                <m:r>
-                  <m:t>2</m:t>
-                </m:r>
-              </m:sub>
-            </m:sSub>
+            <m:r>
+              <m:t>X</m:t>
+            </m:r>
           </m:e>
-        </m:d>
+          <m:sub>
+            <m:r>
+              <m:t>2</m:t>
+            </m:r>
+          </m:sub>
+        </m:sSub>
+        <m:r>
+          <m:rPr>
+            <m:sty m:val="p"/>
+          </m:rPr>
+          <m:t>)</m:t>
+        </m:r>
         <m:r>
           <m:rPr>
             <m:sty m:val="p"/>
@@ -2801,28 +2807,30 @@
           </m:rPr>
           <m:t>ln</m:t>
         </m:r>
-        <m:d>
-          <m:dPr>
-            <m:begChr m:val="("/>
-            <m:sepChr m:val=""/>
-            <m:endChr m:val=")"/>
-            <m:grow/>
-          </m:dPr>
+        <m:r>
+          <m:rPr>
+            <m:sty m:val="p"/>
+          </m:rPr>
+          <m:t>(</m:t>
+        </m:r>
+        <m:sSub>
           <m:e>
-            <m:sSub>
-              <m:e>
-                <m:r>
-                  <m:t>X</m:t>
-                </m:r>
-              </m:e>
-              <m:sub>
-                <m:r>
-                  <m:t>3</m:t>
-                </m:r>
-              </m:sub>
-            </m:sSub>
+            <m:r>
+              <m:t>X</m:t>
+            </m:r>
           </m:e>
-        </m:d>
+          <m:sub>
+            <m:r>
+              <m:t>3</m:t>
+            </m:r>
+          </m:sub>
+        </m:sSub>
+        <m:r>
+          <m:rPr>
+            <m:sty m:val="p"/>
+          </m:rPr>
+          <m:t>)</m:t>
+        </m:r>
         <m:r>
           <m:rPr>
             <m:sty m:val="p"/>
@@ -2847,28 +2855,30 @@
           </m:rPr>
           <m:t>ln</m:t>
         </m:r>
-        <m:d>
-          <m:dPr>
-            <m:begChr m:val="("/>
-            <m:sepChr m:val=""/>
-            <m:endChr m:val=")"/>
-            <m:grow/>
-          </m:dPr>
+        <m:r>
+          <m:rPr>
+            <m:sty m:val="p"/>
+          </m:rPr>
+          <m:t>(</m:t>
+        </m:r>
+        <m:sSub>
           <m:e>
-            <m:sSub>
-              <m:e>
-                <m:r>
-                  <m:t>X</m:t>
-                </m:r>
-              </m:e>
-              <m:sub>
-                <m:r>
-                  <m:t>4</m:t>
-                </m:r>
-              </m:sub>
-            </m:sSub>
+            <m:r>
+              <m:t>X</m:t>
+            </m:r>
           </m:e>
-        </m:d>
+          <m:sub>
+            <m:r>
+              <m:t>4</m:t>
+            </m:r>
+          </m:sub>
+        </m:sSub>
+        <m:r>
+          <m:rPr>
+            <m:sty m:val="p"/>
+          </m:rPr>
+          <m:t>)</m:t>
+        </m:r>
         <m:r>
           <m:rPr>
             <m:sty m:val="p"/>
@@ -2893,28 +2903,30 @@
           </m:rPr>
           <m:t>ln</m:t>
         </m:r>
-        <m:d>
-          <m:dPr>
-            <m:begChr m:val="("/>
-            <m:sepChr m:val=""/>
-            <m:endChr m:val=")"/>
-            <m:grow/>
-          </m:dPr>
+        <m:r>
+          <m:rPr>
+            <m:sty m:val="p"/>
+          </m:rPr>
+          <m:t>(</m:t>
+        </m:r>
+        <m:sSub>
           <m:e>
-            <m:sSub>
-              <m:e>
-                <m:r>
-                  <m:t>X</m:t>
-                </m:r>
-              </m:e>
-              <m:sub>
-                <m:r>
-                  <m:t>5</m:t>
-                </m:r>
-              </m:sub>
-            </m:sSub>
+            <m:r>
+              <m:t>X</m:t>
+            </m:r>
           </m:e>
-        </m:d>
+          <m:sub>
+            <m:r>
+              <m:t>5</m:t>
+            </m:r>
+          </m:sub>
+        </m:sSub>
+        <m:r>
+          <m:rPr>
+            <m:sty m:val="p"/>
+          </m:rPr>
+          <m:t>)</m:t>
+        </m:r>
         <m:r>
           <m:rPr>
             <m:sty m:val="p"/>
@@ -2954,28 +2966,30 @@
           </m:rPr>
           <m:t>ln</m:t>
         </m:r>
-        <m:d>
-          <m:dPr>
-            <m:begChr m:val="("/>
-            <m:sepChr m:val=""/>
-            <m:endChr m:val=")"/>
-            <m:grow/>
-          </m:dPr>
+        <m:r>
+          <m:rPr>
+            <m:sty m:val="p"/>
+          </m:rPr>
+          <m:t>(</m:t>
+        </m:r>
+        <m:sSub>
           <m:e>
-            <m:sSub>
-              <m:e>
-                <m:r>
-                  <m:t>Y</m:t>
-                </m:r>
-              </m:e>
-              <m:sub>
-                <m:r>
-                  <m:t>i</m:t>
-                </m:r>
-              </m:sub>
-            </m:sSub>
+            <m:r>
+              <m:t>Y</m:t>
+            </m:r>
           </m:e>
-        </m:d>
+          <m:sub>
+            <m:r>
+              <m:t>i</m:t>
+            </m:r>
+          </m:sub>
+        </m:sSub>
+        <m:r>
+          <m:rPr>
+            <m:sty m:val="p"/>
+          </m:rPr>
+          <m:t>)</m:t>
+        </m:r>
       </m:oMath>
       <w:r>
         <w:t xml:space="preserve">= Logaritmo del Producto Interno Bruto (PIB)</w:t>
@@ -2992,28 +3006,30 @@
           </m:rPr>
           <m:t>ln</m:t>
         </m:r>
-        <m:d>
-          <m:dPr>
-            <m:begChr m:val="("/>
-            <m:sepChr m:val=""/>
-            <m:endChr m:val=")"/>
-            <m:grow/>
-          </m:dPr>
+        <m:r>
+          <m:rPr>
+            <m:sty m:val="p"/>
+          </m:rPr>
+          <m:t>(</m:t>
+        </m:r>
+        <m:sSub>
           <m:e>
-            <m:sSub>
-              <m:e>
-                <m:r>
-                  <m:t>X</m:t>
-                </m:r>
-              </m:e>
-              <m:sub>
-                <m:r>
-                  <m:t>1</m:t>
-                </m:r>
-              </m:sub>
-            </m:sSub>
+            <m:r>
+              <m:t>X</m:t>
+            </m:r>
           </m:e>
-        </m:d>
+          <m:sub>
+            <m:r>
+              <m:t>1</m:t>
+            </m:r>
+          </m:sub>
+        </m:sSub>
+        <m:r>
+          <m:rPr>
+            <m:sty m:val="p"/>
+          </m:rPr>
+          <m:t>)</m:t>
+        </m:r>
       </m:oMath>
       <w:r>
         <w:t xml:space="preserve">= Logaritmo del Impuesto a la renta</w:t>
@@ -3030,28 +3046,30 @@
           </m:rPr>
           <m:t>ln</m:t>
         </m:r>
-        <m:d>
-          <m:dPr>
-            <m:begChr m:val="("/>
-            <m:sepChr m:val=""/>
-            <m:endChr m:val=")"/>
-            <m:grow/>
-          </m:dPr>
+        <m:r>
+          <m:rPr>
+            <m:sty m:val="p"/>
+          </m:rPr>
+          <m:t>(</m:t>
+        </m:r>
+        <m:sSub>
           <m:e>
-            <m:sSub>
-              <m:e>
-                <m:r>
-                  <m:t>X</m:t>
-                </m:r>
-              </m:e>
-              <m:sub>
-                <m:r>
-                  <m:t>2</m:t>
-                </m:r>
-              </m:sub>
-            </m:sSub>
+            <m:r>
+              <m:t>X</m:t>
+            </m:r>
           </m:e>
-        </m:d>
+          <m:sub>
+            <m:r>
+              <m:t>2</m:t>
+            </m:r>
+          </m:sub>
+        </m:sSub>
+        <m:r>
+          <m:rPr>
+            <m:sty m:val="p"/>
+          </m:rPr>
+          <m:t>)</m:t>
+        </m:r>
       </m:oMath>
       <w:r>
         <w:t xml:space="preserve">= Logaritmo del Impuesto al valor agregado (IVA)</w:t>
@@ -3068,28 +3086,30 @@
           </m:rPr>
           <m:t>ln</m:t>
         </m:r>
-        <m:d>
-          <m:dPr>
-            <m:begChr m:val="("/>
-            <m:sepChr m:val=""/>
-            <m:endChr m:val=")"/>
-            <m:grow/>
-          </m:dPr>
+        <m:r>
+          <m:rPr>
+            <m:sty m:val="p"/>
+          </m:rPr>
+          <m:t>(</m:t>
+        </m:r>
+        <m:sSub>
           <m:e>
-            <m:sSub>
-              <m:e>
-                <m:r>
-                  <m:t>X</m:t>
-                </m:r>
-              </m:e>
-              <m:sub>
-                <m:r>
-                  <m:t>3</m:t>
-                </m:r>
-              </m:sub>
-            </m:sSub>
+            <m:r>
+              <m:t>X</m:t>
+            </m:r>
           </m:e>
-        </m:d>
+          <m:sub>
+            <m:r>
+              <m:t>3</m:t>
+            </m:r>
+          </m:sub>
+        </m:sSub>
+        <m:r>
+          <m:rPr>
+            <m:sty m:val="p"/>
+          </m:rPr>
+          <m:t>)</m:t>
+        </m:r>
       </m:oMath>
       <w:r>
         <w:t xml:space="preserve">= Logaritmo del Impuesto a los consumos especiales (ICE)</w:t>
@@ -3106,28 +3126,30 @@
           </m:rPr>
           <m:t>ln</m:t>
         </m:r>
-        <m:d>
-          <m:dPr>
-            <m:begChr m:val="("/>
-            <m:sepChr m:val=""/>
-            <m:endChr m:val=")"/>
-            <m:grow/>
-          </m:dPr>
+        <m:r>
+          <m:rPr>
+            <m:sty m:val="p"/>
+          </m:rPr>
+          <m:t>(</m:t>
+        </m:r>
+        <m:sSub>
           <m:e>
-            <m:sSub>
-              <m:e>
-                <m:r>
-                  <m:t>X</m:t>
-                </m:r>
-              </m:e>
-              <m:sub>
-                <m:r>
-                  <m:t>4</m:t>
-                </m:r>
-              </m:sub>
-            </m:sSub>
+            <m:r>
+              <m:t>X</m:t>
+            </m:r>
           </m:e>
-        </m:d>
+          <m:sub>
+            <m:r>
+              <m:t>4</m:t>
+            </m:r>
+          </m:sub>
+        </m:sSub>
+        <m:r>
+          <m:rPr>
+            <m:sty m:val="p"/>
+          </m:rPr>
+          <m:t>)</m:t>
+        </m:r>
       </m:oMath>
       <w:r>
         <w:t xml:space="preserve">= Logaritmo del Impuestos agregados especiales</w:t>
@@ -3144,28 +3166,30 @@
           </m:rPr>
           <m:t>ln</m:t>
         </m:r>
-        <m:d>
-          <m:dPr>
-            <m:begChr m:val="("/>
-            <m:sepChr m:val=""/>
-            <m:endChr m:val=")"/>
-            <m:grow/>
-          </m:dPr>
+        <m:r>
+          <m:rPr>
+            <m:sty m:val="p"/>
+          </m:rPr>
+          <m:t>(</m:t>
+        </m:r>
+        <m:sSub>
           <m:e>
-            <m:sSub>
-              <m:e>
-                <m:r>
-                  <m:t>X</m:t>
-                </m:r>
-              </m:e>
-              <m:sub>
-                <m:r>
-                  <m:t>5</m:t>
-                </m:r>
-              </m:sub>
-            </m:sSub>
+            <m:r>
+              <m:t>X</m:t>
+            </m:r>
           </m:e>
-        </m:d>
+          <m:sub>
+            <m:r>
+              <m:t>5</m:t>
+            </m:r>
+          </m:sub>
+        </m:sSub>
+        <m:r>
+          <m:rPr>
+            <m:sty m:val="p"/>
+          </m:rPr>
+          <m:t>)</m:t>
+        </m:r>
       </m:oMath>
       <w:r>
         <w:t xml:space="preserve">= Logaritmo de Otros impuestos</w:t>
@@ -4390,8 +4414,8 @@
         <w:t xml:space="preserve">Estos resultados implican que la reducción de impuestos puede tener un efecto positivo en la actividad económica; sin embargo, este impacto no es suficiente para recuperar los ingresos iniciales que serán sacrificados.</w:t>
       </w:r>
     </w:p>
-    <w:bookmarkEnd w:id="38"/>
-    <w:bookmarkStart w:id="39" w:name="sec-marco-conceptual"/>
+    <w:bookmarkEnd w:id="40"/>
+    <w:bookmarkStart w:id="41" w:name="sec-marco-conceptual"/>
     <w:p>
       <w:pPr>
         <w:pStyle w:val="Heading2"/>
@@ -4660,9 +4684,9 @@
         <w:t xml:space="preserve">La evasión fiscal es una actividad ilegal que consiste en ocultar bienes o ingresos con el fin de pagar menos impuestos de los que corresponden. Los contribuyentes que evaden impuestos lo hacen de manera consciente y voluntaria. Esta actividad ilícita puede acarrear graves consecuencias legales, como multas, prohibiciones para realizar ciertas actividades e incluso penas de cárcel.</w:t>
       </w:r>
     </w:p>
-    <w:bookmarkEnd w:id="39"/>
-    <w:bookmarkEnd w:id="40"/>
-    <w:bookmarkStart w:id="43" w:name="sec-hipótesis"/>
+    <w:bookmarkEnd w:id="41"/>
+    <w:bookmarkEnd w:id="42"/>
+    <w:bookmarkStart w:id="45" w:name="sec-hipótesis"/>
     <w:p>
       <w:pPr>
         <w:pStyle w:val="Heading1"/>
@@ -4671,7 +4695,7 @@
         <w:t xml:space="preserve">5. Hipótesis</w:t>
       </w:r>
     </w:p>
-    <w:bookmarkStart w:id="41" w:name="sec-hipótesis-general"/>
+    <w:bookmarkStart w:id="43" w:name="sec-hipótesis-general"/>
     <w:p>
       <w:pPr>
         <w:pStyle w:val="Heading2"/>
@@ -4688,8 +4712,8 @@
         <w:t xml:space="preserve">La influencia del crecimiento económico en recaudación de impuestos por la SUNAT en el departamento de Ayacucho, periodo 2007-2019, es directa.</w:t>
       </w:r>
     </w:p>
-    <w:bookmarkEnd w:id="41"/>
-    <w:bookmarkStart w:id="42" w:name="sec-hipótesis-específicas"/>
+    <w:bookmarkEnd w:id="43"/>
+    <w:bookmarkStart w:id="44" w:name="sec-hipótesis-específicas"/>
     <w:p>
       <w:pPr>
         <w:pStyle w:val="Heading2"/>
@@ -4731,9 +4755,9 @@
         <w:t xml:space="preserve">La relación entre crecimiento económico y la recaudación de impuestos durante el periodo 2007-2019, es positiva.</w:t>
       </w:r>
     </w:p>
-    <w:bookmarkEnd w:id="42"/>
-    <w:bookmarkEnd w:id="43"/>
-    <w:bookmarkStart w:id="46" w:name="sec-variables-e-indicadores"/>
+    <w:bookmarkEnd w:id="44"/>
+    <w:bookmarkEnd w:id="45"/>
+    <w:bookmarkStart w:id="48" w:name="sec-variables-e-indicadores"/>
     <w:p>
       <w:pPr>
         <w:pStyle w:val="Heading1"/>
@@ -4750,7 +4774,7 @@
         <w:t xml:space="preserve">En el presente estudio se analizan diversas variables e indicadores para comprender la relación entre el crecimiento económico y la recaudación de impuestos. A continuación, se detallan las variables e indicadores utilizados:</w:t>
       </w:r>
     </w:p>
-    <w:bookmarkStart w:id="44" w:name="sec-variable-independiente"/>
+    <w:bookmarkStart w:id="46" w:name="sec-variable-independiente"/>
     <w:p>
       <w:pPr>
         <w:pStyle w:val="Heading2"/>
@@ -4783,8 +4807,8 @@
         <w:t xml:space="preserve">Valor agregado bruto (VAB) - Valores a Precios Constantes de 2007 (Miles de soles): Este indicador cuantifica el valor total de la producción económica de la región o país, ajustado a precios constantes de 2007. El VAB es una medida ampliamente utilizada para evaluar el desempeño económico y el nivel de actividad productiva.</w:t>
       </w:r>
     </w:p>
-    <w:bookmarkEnd w:id="44"/>
-    <w:bookmarkStart w:id="45" w:name="sec-variable-dependiente"/>
+    <w:bookmarkEnd w:id="46"/>
+    <w:bookmarkStart w:id="47" w:name="sec-variable-dependiente"/>
     <w:p>
       <w:pPr>
         <w:pStyle w:val="Heading2"/>
@@ -4853,9 +4877,9 @@
         <w:t xml:space="preserve">Otros gastos según departamento - Ayacucho (Miles de soles): Este indicador refleja los otros gastos relacionados con impuestos y contribuciones en el departamento de Ayacucho, expresados en miles de soles. Incluye gastos adicionales que no están cubiertos por los indicadores anteriores.</w:t>
       </w:r>
     </w:p>
-    <w:bookmarkEnd w:id="45"/>
-    <w:bookmarkEnd w:id="46"/>
-    <w:bookmarkStart w:id="61" w:name="sec-metodología"/>
+    <w:bookmarkEnd w:id="47"/>
+    <w:bookmarkEnd w:id="48"/>
+    <w:bookmarkStart w:id="63" w:name="sec-metodología"/>
     <w:p>
       <w:pPr>
         <w:pStyle w:val="Heading1"/>
@@ -4872,7 +4896,7 @@
         <w:t xml:space="preserve">En esta sección se presenta la metodología utilizada en el estudio, abordando el tipo y nivel de investigación empleado.</w:t>
       </w:r>
     </w:p>
-    <w:bookmarkStart w:id="49" w:name="tipo-y-nivel-de-investigación"/>
+    <w:bookmarkStart w:id="51" w:name="tipo-y-nivel-de-investigación"/>
     <w:p>
       <w:pPr>
         <w:pStyle w:val="Heading2"/>
@@ -4881,7 +4905,7 @@
         <w:t xml:space="preserve">7.1 Tipo y nivel de investigación</w:t>
       </w:r>
     </w:p>
-    <w:bookmarkStart w:id="47" w:name="tipo"/>
+    <w:bookmarkStart w:id="49" w:name="tipo"/>
     <w:p>
       <w:pPr>
         <w:pStyle w:val="Heading3"/>
@@ -4931,8 +4955,8 @@
         <w:t xml:space="preserve">Investigación cuantitativa: Se emplea un enfoque numérico para examinar la información. En este caso, se recopilaron datos cronológicos del Valor Agregado Bruto en relación con los impuestos, y se utilizaron herramientas estadísticas para su análisis.</w:t>
       </w:r>
     </w:p>
-    <w:bookmarkEnd w:id="47"/>
-    <w:bookmarkStart w:id="48" w:name="nivel"/>
+    <w:bookmarkEnd w:id="49"/>
+    <w:bookmarkStart w:id="50" w:name="nivel"/>
     <w:p>
       <w:pPr>
         <w:pStyle w:val="Heading3"/>
@@ -4971,9 +4995,9 @@
         <w:t xml:space="preserve">Nivel correlacional: Se busca establecer la asociación o grado de relación existente entre las variables de estudio en un periodo y espacio determinado. En este caso, se analiza la relación entre el Valor Agregado Bruto y la recaudación de impuestos.</w:t>
       </w:r>
     </w:p>
-    <w:bookmarkEnd w:id="48"/>
-    <w:bookmarkEnd w:id="49"/>
-    <w:bookmarkStart w:id="52" w:name="sec-población-y-muestra"/>
+    <w:bookmarkEnd w:id="50"/>
+    <w:bookmarkEnd w:id="51"/>
+    <w:bookmarkStart w:id="54" w:name="sec-población-y-muestra"/>
     <w:p>
       <w:pPr>
         <w:pStyle w:val="Heading2"/>
@@ -4982,7 +5006,7 @@
         <w:t xml:space="preserve">7.2 Población y muestra</w:t>
       </w:r>
     </w:p>
-    <w:bookmarkStart w:id="50" w:name="población"/>
+    <w:bookmarkStart w:id="52" w:name="población"/>
     <w:p>
       <w:pPr>
         <w:pStyle w:val="Heading3"/>
@@ -4999,8 +5023,8 @@
         <w:t xml:space="preserve">La población de estudio comprende el crecimiento económico y la recaudación tributaria en Ayacucho a lo largo de los años desde la creación de la República del Perú.</w:t>
       </w:r>
     </w:p>
-    <w:bookmarkEnd w:id="50"/>
-    <w:bookmarkStart w:id="51" w:name="muestra"/>
+    <w:bookmarkEnd w:id="52"/>
+    <w:bookmarkStart w:id="53" w:name="muestra"/>
     <w:p>
       <w:pPr>
         <w:pStyle w:val="Heading3"/>
@@ -5017,9 +5041,9 @@
         <w:t xml:space="preserve">La muestra seleccionada está compuesta por el crecimiento económico y la recaudación tributaria en el departamento de Ayacucho durante los años 2007 a 2019.</w:t>
       </w:r>
     </w:p>
-    <w:bookmarkEnd w:id="51"/>
-    <w:bookmarkEnd w:id="52"/>
-    <w:bookmarkStart w:id="55" w:name="sec-fuentes-de-información"/>
+    <w:bookmarkEnd w:id="53"/>
+    <w:bookmarkEnd w:id="54"/>
+    <w:bookmarkStart w:id="57" w:name="sec-fuentes-de-información"/>
     <w:p>
       <w:pPr>
         <w:pStyle w:val="Heading2"/>
@@ -5028,7 +5052,7 @@
         <w:t xml:space="preserve">7.3 Fuentes de información</w:t>
       </w:r>
     </w:p>
-    <w:bookmarkStart w:id="53" w:name="tipo-de-información"/>
+    <w:bookmarkStart w:id="55" w:name="tipo-de-información"/>
     <w:p>
       <w:pPr>
         <w:pStyle w:val="Heading3"/>
@@ -5067,8 +5091,8 @@
         <w:t xml:space="preserve">Superintendencia Nacional de Aduanas y de Administración Tributaria (SUNAT)</w:t>
       </w:r>
     </w:p>
-    <w:bookmarkEnd w:id="53"/>
-    <w:bookmarkStart w:id="54" w:name="X53a02718dc180de5ca8a7fc3703dd3493525e1b"/>
+    <w:bookmarkEnd w:id="55"/>
+    <w:bookmarkStart w:id="56" w:name="X53a02718dc180de5ca8a7fc3703dd3493525e1b"/>
     <w:p>
       <w:pPr>
         <w:pStyle w:val="Heading3"/>
@@ -5133,9 +5157,9 @@
         <w:t xml:space="preserve">Aplicación de técnicas econométricas utilizando EViews para el análisis explicativo</w:t>
       </w:r>
     </w:p>
-    <w:bookmarkEnd w:id="54"/>
-    <w:bookmarkEnd w:id="55"/>
-    <w:bookmarkStart w:id="56" w:name="diseño-de-investigación"/>
+    <w:bookmarkEnd w:id="56"/>
+    <w:bookmarkEnd w:id="57"/>
+    <w:bookmarkStart w:id="58" w:name="diseño-de-investigación"/>
     <w:p>
       <w:pPr>
         <w:pStyle w:val="Heading2"/>
@@ -5165,8 +5189,8 @@
         <w:t xml:space="preserve">, en el cual se observan e interpretan las variables para llegar a conclusiones.</w:t>
       </w:r>
     </w:p>
-    <w:bookmarkEnd w:id="56"/>
-    <w:bookmarkStart w:id="57" w:name="técnicas-e-instrumentos"/>
+    <w:bookmarkEnd w:id="58"/>
+    <w:bookmarkStart w:id="59" w:name="técnicas-e-instrumentos"/>
     <w:p>
       <w:pPr>
         <w:pStyle w:val="Heading2"/>
@@ -5231,8 +5255,8 @@
         <w:t xml:space="preserve">Mediciones estadísticas</w:t>
       </w:r>
     </w:p>
-    <w:bookmarkEnd w:id="57"/>
-    <w:bookmarkStart w:id="60" w:name="plan-de-análisis"/>
+    <w:bookmarkEnd w:id="59"/>
+    <w:bookmarkStart w:id="62" w:name="plan-de-análisis"/>
     <w:p>
       <w:pPr>
         <w:pStyle w:val="Heading2"/>
@@ -5241,7 +5265,7 @@
         <w:t xml:space="preserve">7.6 Plan de análisis</w:t>
       </w:r>
     </w:p>
-    <w:bookmarkStart w:id="59" w:name="tbl-1"/>
+    <w:bookmarkStart w:id="61" w:name="tbl-1"/>
     <w:p>
       <w:pPr>
         <w:pStyle w:val="FigureTitle"/>
@@ -5258,7 +5282,7 @@
         <w:t xml:space="preserve">Procedimiento econométrico utilizado para la investigación</w:t>
       </w:r>
     </w:p>
-    <w:bookmarkStart w:id="58" w:name="tbl-1"/>
+    <w:bookmarkStart w:id="60" w:name="tbl-1"/>
     <w:tbl>
       <w:tblPr>
         <w:tblStyle w:val="Table"/>
@@ -5430,19 +5454,19 @@
         </w:tc>
       </w:tr>
     </w:tbl>
-    <w:bookmarkEnd w:id="58"/>
-    <w:bookmarkEnd w:id="59"/>
-    <w:p>
-      <w:pPr>
-        <w:pStyle w:val="AfterWithoutNote"/>
-      </w:pPr>
-      <w:r>
-        <w:t xml:space="preserve">Nota: La tabla presenta las etapas del análisis econométrico y las correspondientes pruebas y técnicas empleadas en cada una de ellas.</w:t>
-      </w:r>
-    </w:p>
     <w:bookmarkEnd w:id="60"/>
     <w:bookmarkEnd w:id="61"/>
-    <w:bookmarkStart w:id="88" w:name="sec-resultados"/>
+    <w:p>
+      <w:pPr>
+        <w:pStyle w:val="AfterWithoutNote"/>
+      </w:pPr>
+      <w:r>
+        <w:t xml:space="preserve">Nota: La tabla presenta las etapas del análisis econométrico y las correspondientes pruebas y técnicas empleadas en cada una de ellas.</w:t>
+      </w:r>
+    </w:p>
+    <w:bookmarkEnd w:id="62"/>
+    <w:bookmarkEnd w:id="63"/>
+    <w:bookmarkStart w:id="90" w:name="sec-resultados"/>
     <w:p>
       <w:pPr>
         <w:pStyle w:val="Heading1"/>
@@ -5451,7 +5475,7 @@
         <w:t xml:space="preserve">8. Resultados</w:t>
       </w:r>
     </w:p>
-    <w:bookmarkStart w:id="87" w:name="X9bffa25a6e8a8eda8297d5f5b794d9cfd8fe59f"/>
+    <w:bookmarkStart w:id="89" w:name="X9bffa25a6e8a8eda8297d5f5b794d9cfd8fe59f"/>
     <w:p>
       <w:pPr>
         <w:pStyle w:val="Heading2"/>
@@ -5460,7 +5484,7 @@
         <w:t xml:space="preserve">8.1 Análisis e interpretación de nuestros resultados</w:t>
       </w:r>
     </w:p>
-    <w:bookmarkStart w:id="76" w:name="Xa003c6603d87d21e42c2de89f780c7d974a5da3"/>
+    <w:bookmarkStart w:id="78" w:name="Xa003c6603d87d21e42c2de89f780c7d974a5da3"/>
     <w:p>
       <w:pPr>
         <w:pStyle w:val="Heading3"/>
@@ -5469,7 +5493,7 @@
         <w:t xml:space="preserve">8.1.1 La recaudación de impuestos en la SUNAT, departamento de Ayacucho en el periodo 2007 – 2019 (miles de soles)</w:t>
       </w:r>
     </w:p>
-    <w:bookmarkStart w:id="63" w:name="tbl-2"/>
+    <w:bookmarkStart w:id="65" w:name="tbl-2"/>
     <w:p>
       <w:pPr>
         <w:pStyle w:val="FigureTitle"/>
@@ -5486,7 +5510,7 @@
         <w:t xml:space="preserve">Ayacucho Ingresos tributarios recaudados por la SUNAT - Tributos internos, 2007-2019 (miles de soles)</w:t>
       </w:r>
     </w:p>
-    <w:bookmarkStart w:id="62" w:name="tbl-2"/>
+    <w:bookmarkStart w:id="64" w:name="tbl-2"/>
     <w:tbl>
       <w:tblPr>
         <w:tblStyle w:val="Table"/>
@@ -7853,8 +7877,8 @@
         </w:tc>
       </w:tr>
     </w:tbl>
-    <w:bookmarkEnd w:id="62"/>
-    <w:bookmarkEnd w:id="63"/>
+    <w:bookmarkEnd w:id="64"/>
+    <w:bookmarkEnd w:id="65"/>
     <w:p>
       <w:pPr>
         <w:pStyle w:val="AfterWithoutNote"/>
@@ -7871,7 +7895,7 @@
         <w:t xml:space="preserve">En Ayacucho, las principales fuentes de recaudación de impuestos provienen del impuesto a la renta, que representa una de las mayores contribuciones en la región, así como del impuesto general a las ventas (IGV), el impuesto selectivo al consumo (ISC) y otros ingresos que incluyen impuestos a las transferencias financieras, impuesto al activo, impuesto especial a la minería, entre otros. A continuación, se detallan estas fuentes de recaudación:</w:t>
       </w:r>
     </w:p>
-    <w:bookmarkStart w:id="67" w:name="fig-1"/>
+    <w:bookmarkStart w:id="69" w:name="fig-1"/>
     <w:p>
       <w:pPr>
         <w:pStyle w:val="FigureTitle"/>
@@ -7897,18 +7921,18 @@
           <wp:inline>
             <wp:extent cx="5943600" cy="3572482"/>
             <wp:effectExtent b="0" l="0" r="0" t="0"/>
-            <wp:docPr descr="" title="" id="65" name="Picture"/>
+            <wp:docPr descr="" title="" id="67" name="Picture"/>
             <a:graphic>
               <a:graphicData uri="http://schemas.openxmlformats.org/drawingml/2006/picture">
                 <pic:pic>
                   <pic:nvPicPr>
-                    <pic:cNvPr descr="index_files/figure-html/20230603225440.png" id="66" name="Picture"/>
+                    <pic:cNvPr descr="index_files/figure-html/20230603225440.png" id="68" name="Picture"/>
                     <pic:cNvPicPr>
                       <a:picLocks noChangeArrowheads="1" noChangeAspect="1"/>
                     </pic:cNvPicPr>
                   </pic:nvPicPr>
                   <pic:blipFill>
-                    <a:blip r:embed="rId64"/>
+                    <a:blip r:embed="rId66"/>
                     <a:stretch>
                       <a:fillRect/>
                     </a:stretch>
@@ -7935,7 +7959,7 @@
         </w:drawing>
       </w:r>
     </w:p>
-    <w:bookmarkEnd w:id="67"/>
+    <w:bookmarkEnd w:id="69"/>
     <w:p>
       <w:pPr>
         <w:pStyle w:val="AfterWithoutNote"/>
@@ -7952,7 +7976,7 @@
         <w:t xml:space="preserve">La figura muestra la recaudación interna de impuestos a la renta por parte de la SUNAT en el departamento de Ayacucho. Se observa un claro crecimiento a lo largo de los años, pasando de 11,313 miles de soles en 2007 a 68,365 miles de soles en 2019. Sin embargo, en 2017 se registró una disminución en la recaudación de impuestos a la renta en comparación con el año anterior. Esta caída se debe principalmente a las menores recaudaciones en los impuestos de segunda categoría, tercera categoría y cuarta categoría.</w:t>
       </w:r>
     </w:p>
-    <w:bookmarkStart w:id="71" w:name="fig-2"/>
+    <w:bookmarkStart w:id="73" w:name="fig-2"/>
     <w:p>
       <w:pPr>
         <w:pStyle w:val="FigureTitle"/>
@@ -7978,18 +8002,18 @@
           <wp:inline>
             <wp:extent cx="5943600" cy="3459175"/>
             <wp:effectExtent b="0" l="0" r="0" t="0"/>
-            <wp:docPr descr="" title="" id="69" name="Picture"/>
+            <wp:docPr descr="" title="" id="71" name="Picture"/>
             <a:graphic>
               <a:graphicData uri="http://schemas.openxmlformats.org/drawingml/2006/picture">
                 <pic:pic>
                   <pic:nvPicPr>
-                    <pic:cNvPr descr="index_files/figure-html/20230603225447.png" id="70" name="Picture"/>
+                    <pic:cNvPr descr="index_files/figure-html/20230603225447.png" id="72" name="Picture"/>
                     <pic:cNvPicPr>
                       <a:picLocks noChangeArrowheads="1" noChangeAspect="1"/>
                     </pic:cNvPicPr>
                   </pic:nvPicPr>
                   <pic:blipFill>
-                    <a:blip r:embed="rId68"/>
+                    <a:blip r:embed="rId70"/>
                     <a:stretch>
                       <a:fillRect/>
                     </a:stretch>
@@ -8016,7 +8040,7 @@
         </w:drawing>
       </w:r>
     </w:p>
-    <w:bookmarkEnd w:id="71"/>
+    <w:bookmarkEnd w:id="73"/>
     <w:p>
       <w:pPr>
         <w:pStyle w:val="AfterWithoutNote"/>
@@ -8041,7 +8065,7 @@
         <w:t xml:space="preserve">El impuesto general a las ventas es una de las principales fuentes de recaudación en el departamento de Ayacucho. Durante el período estudiado, se observó un importante crecimiento en esta recaudación, como se muestra en la figura. Pasó de 10,686.1 miles de soles en 2007 a 52,868.9 miles de soles en 2019, alcanzando su punto máximo de recaudación en este último año. Aunque se registraron algunas caídas leves en los años 2019 y 2011, en general, el impuesto general a las ventas mostró un crecimiento significativo hasta 2019.</w:t>
       </w:r>
     </w:p>
-    <w:bookmarkStart w:id="75" w:name="fig-3"/>
+    <w:bookmarkStart w:id="77" w:name="fig-3"/>
     <w:p>
       <w:pPr>
         <w:pStyle w:val="FigureTitle"/>
@@ -8067,18 +8091,18 @@
           <wp:inline>
             <wp:extent cx="5943600" cy="3563027"/>
             <wp:effectExtent b="0" l="0" r="0" t="0"/>
-            <wp:docPr descr="" title="" id="73" name="Picture"/>
+            <wp:docPr descr="" title="" id="75" name="Picture"/>
             <a:graphic>
               <a:graphicData uri="http://schemas.openxmlformats.org/drawingml/2006/picture">
                 <pic:pic>
                   <pic:nvPicPr>
-                    <pic:cNvPr descr="index_files/figure-html/20230603225455.png" id="74" name="Picture"/>
+                    <pic:cNvPr descr="index_files/figure-html/20230603225455.png" id="76" name="Picture"/>
                     <pic:cNvPicPr>
                       <a:picLocks noChangeArrowheads="1" noChangeAspect="1"/>
                     </pic:cNvPicPr>
                   </pic:nvPicPr>
                   <pic:blipFill>
-                    <a:blip r:embed="rId72"/>
+                    <a:blip r:embed="rId74"/>
                     <a:stretch>
                       <a:fillRect/>
                     </a:stretch>
@@ -8105,7 +8129,7 @@
         </w:drawing>
       </w:r>
     </w:p>
-    <w:bookmarkEnd w:id="75"/>
+    <w:bookmarkEnd w:id="77"/>
     <w:p>
       <w:pPr>
         <w:pStyle w:val="AfterWithoutNote"/>
@@ -8130,8 +8154,8 @@
         <w:t xml:space="preserve">Aunque el impuesto selectivo al consumo (ISC) es uno de los sectores de menor recaudación en el departamento de Ayacucho, la tabla muestra un crecimiento significativo a lo largo de los años. En 2007, la recaudación por este concepto fue de solo 10.3 mil soles, pero en 2017 superó los 203.9 mil soles, siendo la cifra más alta entre los periodos mencionados. A pesar de su posición relativamente baja en comparación con otros impuestos, el ISC experimentó un notorio incremento a lo largo del tiempo en el departamento de Ayacucho.</w:t>
       </w:r>
     </w:p>
-    <w:bookmarkEnd w:id="76"/>
-    <w:bookmarkStart w:id="83" w:name="X0bf5180bd548790501abd967e2654ef9c19cc6a"/>
+    <w:bookmarkEnd w:id="78"/>
+    <w:bookmarkStart w:id="85" w:name="X0bf5180bd548790501abd967e2654ef9c19cc6a"/>
     <w:p>
       <w:pPr>
         <w:pStyle w:val="Heading3"/>
@@ -8140,7 +8164,7 @@
         <w:t xml:space="preserve">8.1.2 Crecimiento económico del departamento de Ayacucho en el periodo 2007 – 2019</w:t>
       </w:r>
     </w:p>
-    <w:bookmarkStart w:id="78" w:name="tbl-3"/>
+    <w:bookmarkStart w:id="80" w:name="tbl-3"/>
     <w:p>
       <w:pPr>
         <w:pStyle w:val="FigureTitle"/>
@@ -8157,7 +8181,7 @@
         <w:t xml:space="preserve">Valor Agregado Bruto (VAB) según actividad económica en Ayacucho (2007-2019, Tasa de crecimiento %)</w:t>
       </w:r>
     </w:p>
-    <w:bookmarkStart w:id="77" w:name="tbl-3"/>
+    <w:bookmarkStart w:id="79" w:name="tbl-3"/>
     <w:tbl>
       <w:tblPr>
         <w:tblStyle w:val="Table"/>
@@ -10369,8 +10393,8 @@
         </w:tc>
       </w:tr>
     </w:tbl>
-    <w:bookmarkEnd w:id="77"/>
-    <w:bookmarkEnd w:id="78"/>
+    <w:bookmarkEnd w:id="79"/>
+    <w:bookmarkEnd w:id="80"/>
     <w:p>
       <w:pPr>
         <w:pStyle w:val="AfterWithoutNote"/>
@@ -10379,7 +10403,7 @@
         <w:t xml:space="preserve">Fuente: Elaboración propia (datos: INEI, BCRP)</w:t>
       </w:r>
     </w:p>
-    <w:bookmarkStart w:id="82" w:name="fig-4"/>
+    <w:bookmarkStart w:id="84" w:name="fig-4"/>
     <w:p>
       <w:pPr>
         <w:pStyle w:val="FigureTitle"/>
@@ -10405,18 +10429,18 @@
           <wp:inline>
             <wp:extent cx="5943600" cy="5020631"/>
             <wp:effectExtent b="0" l="0" r="0" t="0"/>
-            <wp:docPr descr="" title="" id="80" name="Picture"/>
+            <wp:docPr descr="" title="" id="82" name="Picture"/>
             <a:graphic>
               <a:graphicData uri="http://schemas.openxmlformats.org/drawingml/2006/picture">
                 <pic:pic>
                   <pic:nvPicPr>
-                    <pic:cNvPr descr="index_files/figure-html/20230603230848.png" id="81" name="Picture"/>
+                    <pic:cNvPr descr="index_files/figure-html/20230603230848.png" id="83" name="Picture"/>
                     <pic:cNvPicPr>
                       <a:picLocks noChangeArrowheads="1" noChangeAspect="1"/>
                     </pic:cNvPicPr>
                   </pic:nvPicPr>
                   <pic:blipFill>
-                    <a:blip r:embed="rId79"/>
+                    <a:blip r:embed="rId81"/>
                     <a:stretch>
                       <a:fillRect/>
                     </a:stretch>
@@ -10443,7 +10467,7 @@
         </w:drawing>
       </w:r>
     </w:p>
-    <w:bookmarkEnd w:id="82"/>
+    <w:bookmarkEnd w:id="84"/>
     <w:p>
       <w:pPr>
         <w:pStyle w:val="AfterWithoutNote"/>
@@ -10452,8 +10476,8 @@
         <w:t xml:space="preserve">La evolución del Valor Agregado Bruto (VAB) en la región de Ayacucho se muestra en el gráfico, revelando variaciones significativas a lo largo de los últimos años. Aunque no se observa un crecimiento continuo, se destaca que en algunos períodos el VAB ha experimentado un crecimiento negativo, como en el año 2014 con una disminución del 0.5%. Es importante mencionar que el año más destacado en términos de crecimiento fue el 2008, cuando alcanzó un impresionante incremento del 14.3%.</w:t>
       </w:r>
     </w:p>
-    <w:bookmarkEnd w:id="83"/>
-    <w:bookmarkStart w:id="86" w:name="X86dcd243e8419af0528d84a70229df52f693790"/>
+    <w:bookmarkEnd w:id="85"/>
+    <w:bookmarkStart w:id="88" w:name="X86dcd243e8419af0528d84a70229df52f693790"/>
     <w:p>
       <w:pPr>
         <w:pStyle w:val="Heading3"/>
@@ -10598,7 +10622,7 @@
         <w:t xml:space="preserve">Included observations: 13</w:t>
       </w:r>
     </w:p>
-    <w:bookmarkStart w:id="85" w:name="tbl-4"/>
+    <w:bookmarkStart w:id="87" w:name="tbl-4"/>
     <w:p>
       <w:pPr>
         <w:pStyle w:val="FigureTitle"/>
@@ -10615,7 +10639,7 @@
         <w:t xml:space="preserve">Resultados del modelo estimado inicial</w:t>
       </w:r>
     </w:p>
-    <w:bookmarkStart w:id="84" w:name="tbl-4"/>
+    <w:bookmarkStart w:id="86" w:name="tbl-4"/>
     <w:tbl>
       <w:tblPr>
         <w:tblStyle w:val="Table"/>
@@ -11177,8 +11201,8 @@
         </w:tc>
       </w:tr>
     </w:tbl>
-    <w:bookmarkEnd w:id="84"/>
-    <w:bookmarkEnd w:id="85"/>
+    <w:bookmarkEnd w:id="86"/>
+    <w:bookmarkEnd w:id="87"/>
     <w:p>
       <w:pPr>
         <w:pStyle w:val="AfterWithoutNote"/>
@@ -11312,10 +11336,10 @@
         <w:t xml:space="preserve">para examinar las combinaciones de las variables de recaudación de impuestos y Valor Agregado Bruto (VAB). El resultado de la prueba de causalidad de Granger muestra un p-valor menor que 0.05, lo cual nos lleva a rechazar la hipótesis nula de que el VAB causa cambios en la recaudación de impuestos. Para determinar el rezago óptimo, se utilizó el criterio de información de Akaike, y se encontró que el primer rezago era el más adecuado (Anexo-Figura 9).</w:t>
       </w:r>
     </w:p>
-    <w:bookmarkEnd w:id="86"/>
-    <w:bookmarkEnd w:id="87"/>
     <w:bookmarkEnd w:id="88"/>
-    <w:bookmarkStart w:id="89" w:name="discusión-de-los-resultados"/>
+    <w:bookmarkEnd w:id="89"/>
+    <w:bookmarkEnd w:id="90"/>
+    <w:bookmarkStart w:id="91" w:name="discusión-de-los-resultados"/>
     <w:p>
       <w:pPr>
         <w:pStyle w:val="Heading1"/>
@@ -11340,8 +11364,8 @@
         <w:t xml:space="preserve">El crecimiento económico puede influir en una mayor recaudación tributaria, por lo que el objetivo de esta investigación fue analizar la relación entre ambas variables. Los resultados revelaron una relación casi perfecta entre el crecimiento económico y la recaudación de impuestos. Mediante el uso de una regresión lineal y un análisis estadístico, se obtuvo un coeficiente de determinación del 93.1%, lo que indica que la variable independiente del PBI departamental explica de manera significativa la variable dependiente de la recaudación de impuestos. Además, se verificó la significancia estadística de los parámetros del modelo mediante la prueba de t de Student con un nivel de significancia del 5%. Asimismo, la prueba F confirmó que el modelo es estadísticamente significativo.</w:t>
       </w:r>
     </w:p>
-    <w:bookmarkEnd w:id="89"/>
-    <w:bookmarkStart w:id="90" w:name="conclusiones"/>
+    <w:bookmarkEnd w:id="91"/>
+    <w:bookmarkStart w:id="92" w:name="conclusiones"/>
     <w:p>
       <w:pPr>
         <w:pStyle w:val="Heading1"/>
@@ -11382,8 +11406,8 @@
         <w:t xml:space="preserve">Por otro lado, mediante una regresión lineal simple se estableció el grado de asociación o relación entre las variables. Se encontró que la recaudación de impuestos muestra un coeficiente de 0.046, lo que significa que un aumento del 1% en el Valor Agregado Bruto se traduce en un incremento del 4.6% en la recaudación de impuestos en el departamento de Ayacucho. Esto demuestra que la recaudación de impuestos es sensible al crecimiento económico.</w:t>
       </w:r>
     </w:p>
-    <w:bookmarkEnd w:id="90"/>
-    <w:bookmarkStart w:id="128" w:name="referencias"/>
+    <w:bookmarkEnd w:id="92"/>
+    <w:bookmarkStart w:id="130" w:name="referencias"/>
     <w:p>
       <w:pPr>
         <w:pStyle w:val="Heading1"/>
@@ -11392,8 +11416,8 @@
         <w:t xml:space="preserve">11. Referencias</w:t>
       </w:r>
     </w:p>
-    <w:bookmarkStart w:id="127" w:name="refs"/>
-    <w:bookmarkStart w:id="92" w:name="ref-akanbi_impact_2020"/>
+    <w:bookmarkStart w:id="129" w:name="refs"/>
+    <w:bookmarkStart w:id="94" w:name="ref-akanbi_impact_2020"/>
     <w:p>
       <w:pPr>
         <w:pStyle w:val="Bibliography"/>
@@ -11430,7 +11454,7 @@
       <w:r>
         <w:t xml:space="preserve"> </w:t>
       </w:r>
-      <w:hyperlink r:id="rId91">
+      <w:hyperlink r:id="rId93">
         <w:r>
           <w:rPr>
             <w:rStyle w:val="Hyperlink"/>
@@ -11439,8 +11463,8 @@
         </w:r>
       </w:hyperlink>
     </w:p>
-    <w:bookmarkEnd w:id="92"/>
-    <w:bookmarkStart w:id="93" w:name="ref-banda-ortiz_impacto_2018"/>
+    <w:bookmarkEnd w:id="94"/>
+    <w:bookmarkStart w:id="95" w:name="ref-banda-ortiz_impacto_2018"/>
     <w:p>
       <w:pPr>
         <w:pStyle w:val="Bibliography"/>
@@ -11475,8 +11499,8 @@
         <w:t xml:space="preserve">(4), 585-601.</w:t>
       </w:r>
     </w:p>
-    <w:bookmarkEnd w:id="93"/>
-    <w:bookmarkStart w:id="95" w:name="ref-beltran-ayala_impuestos_2020"/>
+    <w:bookmarkEnd w:id="95"/>
+    <w:bookmarkStart w:id="97" w:name="ref-beltran-ayala_impuestos_2020"/>
     <w:p>
       <w:pPr>
         <w:pStyle w:val="Bibliography"/>
@@ -11606,7 +11630,7 @@
       <w:r>
         <w:t xml:space="preserve"> </w:t>
       </w:r>
-      <w:hyperlink r:id="rId94">
+      <w:hyperlink r:id="rId96">
         <w:r>
           <w:rPr>
             <w:rStyle w:val="Hyperlink"/>
@@ -11615,8 +11639,8 @@
         </w:r>
       </w:hyperlink>
     </w:p>
-    <w:bookmarkEnd w:id="95"/>
-    <w:bookmarkStart w:id="96" w:name="ref-benitez_impacto_2019"/>
+    <w:bookmarkEnd w:id="97"/>
+    <w:bookmarkStart w:id="98" w:name="ref-benitez_impacto_2019"/>
     <w:p>
       <w:pPr>
         <w:pStyle w:val="Bibliography"/>
@@ -11663,8 +11687,8 @@
         <w:t xml:space="preserve">, 4-7.</w:t>
       </w:r>
     </w:p>
-    <w:bookmarkEnd w:id="96"/>
-    <w:bookmarkStart w:id="98" w:name="ref-cacay_cacay_efecto_2021"/>
+    <w:bookmarkEnd w:id="98"/>
+    <w:bookmarkStart w:id="100" w:name="ref-cacay_cacay_efecto_2021"/>
     <w:p>
       <w:pPr>
         <w:pStyle w:val="Bibliography"/>
@@ -11701,7 +11725,7 @@
       <w:r>
         <w:t xml:space="preserve"> </w:t>
       </w:r>
-      <w:hyperlink r:id="rId97">
+      <w:hyperlink r:id="rId99">
         <w:r>
           <w:rPr>
             <w:rStyle w:val="Hyperlink"/>
@@ -11710,8 +11734,8 @@
         </w:r>
       </w:hyperlink>
     </w:p>
-    <w:bookmarkEnd w:id="98"/>
-    <w:bookmarkStart w:id="99" w:name="ref-campos_sistema_2018"/>
+    <w:bookmarkEnd w:id="100"/>
+    <w:bookmarkStart w:id="101" w:name="ref-campos_sistema_2018"/>
     <w:p>
       <w:pPr>
         <w:pStyle w:val="Bibliography"/>
@@ -11774,8 +11798,8 @@
         <w:t xml:space="preserve">(1), 38-53.</w:t>
       </w:r>
     </w:p>
-    <w:bookmarkEnd w:id="99"/>
-    <w:bookmarkStart w:id="101" w:name="ref-carrera_ciclo_1999"/>
+    <w:bookmarkEnd w:id="101"/>
+    <w:bookmarkStart w:id="103" w:name="ref-carrera_ciclo_1999"/>
     <w:p>
       <w:pPr>
         <w:pStyle w:val="Bibliography"/>
@@ -11811,7 +11835,7 @@
       <w:r>
         <w:t xml:space="preserve"> </w:t>
       </w:r>
-      <w:hyperlink r:id="rId100">
+      <w:hyperlink r:id="rId102">
         <w:r>
           <w:rPr>
             <w:rStyle w:val="Hyperlink"/>
@@ -11820,8 +11844,8 @@
         </w:r>
       </w:hyperlink>
     </w:p>
-    <w:bookmarkEnd w:id="101"/>
-    <w:bookmarkStart w:id="102" w:name="ref-chiappelo_crecimiento_2018"/>
+    <w:bookmarkEnd w:id="103"/>
+    <w:bookmarkStart w:id="104" w:name="ref-chiappelo_crecimiento_2018"/>
     <w:p>
       <w:pPr>
         <w:pStyle w:val="Bibliography"/>
@@ -11843,8 +11867,8 @@
         <w:t xml:space="preserve">.</w:t>
       </w:r>
     </w:p>
-    <w:bookmarkEnd w:id="102"/>
-    <w:bookmarkStart w:id="103" w:name="ref-cid_pedraza_espacio_2018"/>
+    <w:bookmarkEnd w:id="104"/>
+    <w:bookmarkStart w:id="105" w:name="ref-cid_pedraza_espacio_2018"/>
     <w:p>
       <w:pPr>
         <w:pStyle w:val="Bibliography"/>
@@ -11866,8 +11890,8 @@
         <w:t xml:space="preserve">.</w:t>
       </w:r>
     </w:p>
-    <w:bookmarkEnd w:id="103"/>
-    <w:bookmarkStart w:id="104" w:name="ref-engen_taxation_1996"/>
+    <w:bookmarkEnd w:id="105"/>
+    <w:bookmarkStart w:id="106" w:name="ref-engen_taxation_1996"/>
     <w:p>
       <w:pPr>
         <w:pStyle w:val="Bibliography"/>
@@ -11902,8 +11926,8 @@
         <w:t xml:space="preserve">(4), 617-642.</w:t>
       </w:r>
     </w:p>
-    <w:bookmarkEnd w:id="104"/>
-    <w:bookmarkStart w:id="105" w:name="ref-fergusson_impuestos_2003"/>
+    <w:bookmarkEnd w:id="106"/>
+    <w:bookmarkStart w:id="107" w:name="ref-fergusson_impuestos_2003"/>
     <w:p>
       <w:pPr>
         <w:pStyle w:val="Bibliography"/>
@@ -11938,8 +11962,8 @@
         <w:t xml:space="preserve">, 143-202.</w:t>
       </w:r>
     </w:p>
-    <w:bookmarkEnd w:id="105"/>
-    <w:bookmarkStart w:id="106" w:name="ref-fernandez_producto_2019"/>
+    <w:bookmarkEnd w:id="107"/>
+    <w:bookmarkStart w:id="108" w:name="ref-fernandez_producto_2019"/>
     <w:p>
       <w:pPr>
         <w:pStyle w:val="Bibliography"/>
@@ -11980,8 +12004,8 @@
         <w:t xml:space="preserve">(55), 17-23.</w:t>
       </w:r>
     </w:p>
-    <w:bookmarkEnd w:id="106"/>
-    <w:bookmarkStart w:id="107" w:name="ref-gale_effects_2014"/>
+    <w:bookmarkEnd w:id="108"/>
+    <w:bookmarkStart w:id="109" w:name="ref-gale_effects_2014"/>
     <w:p>
       <w:pPr>
         <w:pStyle w:val="Bibliography"/>
@@ -12003,8 +12027,8 @@
         <w:t xml:space="preserve">. The Brookingings institution; tax policy center.</w:t>
       </w:r>
     </w:p>
-    <w:bookmarkEnd w:id="107"/>
-    <w:bookmarkStart w:id="108" w:name="ref-gashi_effect_2018"/>
+    <w:bookmarkEnd w:id="109"/>
+    <w:bookmarkStart w:id="110" w:name="ref-gashi_effect_2018"/>
     <w:p>
       <w:pPr>
         <w:pStyle w:val="Bibliography"/>
@@ -12026,8 +12050,8 @@
         <w:t xml:space="preserve">.</w:t>
       </w:r>
     </w:p>
-    <w:bookmarkEnd w:id="108"/>
-    <w:bookmarkStart w:id="109" w:name="ref-henriquez_impuesto_2014"/>
+    <w:bookmarkEnd w:id="110"/>
+    <w:bookmarkStart w:id="111" w:name="ref-henriquez_impuesto_2014"/>
     <w:p>
       <w:pPr>
         <w:pStyle w:val="Bibliography"/>
@@ -12062,8 +12086,8 @@
         <w:t xml:space="preserve">, ág-221.</w:t>
       </w:r>
     </w:p>
-    <w:bookmarkEnd w:id="109"/>
-    <w:bookmarkStart w:id="110" w:name="ref-husak_relationship_2021"/>
+    <w:bookmarkEnd w:id="111"/>
+    <w:bookmarkStart w:id="112" w:name="ref-husak_relationship_2021"/>
     <w:p>
       <w:pPr>
         <w:pStyle w:val="Bibliography"/>
@@ -12110,8 +12134,8 @@
         <w:t xml:space="preserve">, 2022.</w:t>
       </w:r>
     </w:p>
-    <w:bookmarkEnd w:id="110"/>
-    <w:bookmarkStart w:id="111" w:name="ref-jaimovich_nonlinear_2017"/>
+    <w:bookmarkEnd w:id="112"/>
+    <w:bookmarkStart w:id="113" w:name="ref-jaimovich_nonlinear_2017"/>
     <w:p>
       <w:pPr>
         <w:pStyle w:val="Bibliography"/>
@@ -12146,8 +12170,8 @@
         <w:t xml:space="preserve">(1), 265-291.</w:t>
       </w:r>
     </w:p>
-    <w:bookmarkEnd w:id="111"/>
-    <w:bookmarkStart w:id="112" w:name="ref-de_la_fuente_relacion_2021"/>
+    <w:bookmarkEnd w:id="113"/>
+    <w:bookmarkStart w:id="114" w:name="ref-de_la_fuente_relacion_2021"/>
     <w:p>
       <w:pPr>
         <w:pStyle w:val="Bibliography"/>
@@ -12192,8 +12216,8 @@
         <w:t xml:space="preserve">.</w:t>
       </w:r>
     </w:p>
-    <w:bookmarkEnd w:id="112"/>
-    <w:bookmarkStart w:id="113" w:name="ref-lahura_efecto_2018"/>
+    <w:bookmarkEnd w:id="114"/>
+    <w:bookmarkStart w:id="115" w:name="ref-lahura_efecto_2018"/>
     <w:p>
       <w:pPr>
         <w:pStyle w:val="Bibliography"/>
@@ -12228,8 +12252,8 @@
         <w:t xml:space="preserve">(1), 31-53.</w:t>
       </w:r>
     </w:p>
-    <w:bookmarkEnd w:id="113"/>
-    <w:bookmarkStart w:id="114" w:name="ref-macek_impact_2014"/>
+    <w:bookmarkEnd w:id="115"/>
+    <w:bookmarkStart w:id="116" w:name="ref-macek_impact_2014"/>
     <w:p>
       <w:pPr>
         <w:pStyle w:val="Bibliography"/>
@@ -12276,8 +12300,8 @@
         <w:t xml:space="preserve">(4), 309-328.</w:t>
       </w:r>
     </w:p>
-    <w:bookmarkEnd w:id="114"/>
-    <w:bookmarkStart w:id="115" w:name="ref-mingo_recaudacion_2003"/>
+    <w:bookmarkEnd w:id="116"/>
+    <w:bookmarkStart w:id="117" w:name="ref-mingo_recaudacion_2003"/>
     <w:p>
       <w:pPr>
         <w:pStyle w:val="Bibliography"/>
@@ -12312,8 +12336,8 @@
         <w:t xml:space="preserve">(18), 17-28.</w:t>
       </w:r>
     </w:p>
-    <w:bookmarkEnd w:id="115"/>
-    <w:bookmarkStart w:id="116" w:name="ref-narvaez_cumbicos_impacto_2019"/>
+    <w:bookmarkEnd w:id="117"/>
+    <w:bookmarkStart w:id="118" w:name="ref-narvaez_cumbicos_impacto_2019"/>
     <w:p>
       <w:pPr>
         <w:pStyle w:val="Bibliography"/>
@@ -12348,8 +12372,8 @@
         <w:t xml:space="preserve">(5), 278-286.</w:t>
       </w:r>
     </w:p>
-    <w:bookmarkEnd w:id="116"/>
-    <w:bookmarkStart w:id="117" w:name="ref-neog_tax_2020"/>
+    <w:bookmarkEnd w:id="118"/>
+    <w:bookmarkStart w:id="119" w:name="ref-neog_tax_2020"/>
     <w:p>
       <w:pPr>
         <w:pStyle w:val="Bibliography"/>
@@ -12371,8 +12395,8 @@
         <w:t xml:space="preserve">.</w:t>
       </w:r>
     </w:p>
-    <w:bookmarkEnd w:id="117"/>
-    <w:bookmarkStart w:id="119" w:name="ref-nina_politicas_2017"/>
+    <w:bookmarkEnd w:id="119"/>
+    <w:bookmarkStart w:id="121" w:name="ref-nina_politicas_2017"/>
     <w:p>
       <w:pPr>
         <w:pStyle w:val="Bibliography"/>
@@ -12423,7 +12447,7 @@
       <w:r>
         <w:t xml:space="preserve"> </w:t>
       </w:r>
-      <w:hyperlink r:id="rId118">
+      <w:hyperlink r:id="rId120">
         <w:r>
           <w:rPr>
             <w:rStyle w:val="Hyperlink"/>
@@ -12432,8 +12456,8 @@
         </w:r>
       </w:hyperlink>
     </w:p>
-    <w:bookmarkEnd w:id="119"/>
-    <w:bookmarkStart w:id="120" w:name="ref-ordonez_crecimiento_2014"/>
+    <w:bookmarkEnd w:id="121"/>
+    <w:bookmarkStart w:id="122" w:name="ref-ordonez_crecimiento_2014"/>
     <w:p>
       <w:pPr>
         <w:pStyle w:val="Bibliography"/>
@@ -12468,8 +12492,8 @@
         <w:t xml:space="preserve">(1), 1-8.</w:t>
       </w:r>
     </w:p>
-    <w:bookmarkEnd w:id="120"/>
-    <w:bookmarkStart w:id="121" w:name="ref-rivero_impuestos_2008"/>
+    <w:bookmarkEnd w:id="122"/>
+    <w:bookmarkStart w:id="123" w:name="ref-rivero_impuestos_2008"/>
     <w:p>
       <w:pPr>
         <w:pStyle w:val="Bibliography"/>
@@ -12511,8 +12535,8 @@
         <w:t xml:space="preserve">, 9-30.</w:t>
       </w:r>
     </w:p>
-    <w:bookmarkEnd w:id="121"/>
-    <w:bookmarkStart w:id="122" w:name="ref-ronquillo_recaudaciones_2017"/>
+    <w:bookmarkEnd w:id="123"/>
+    <w:bookmarkStart w:id="124" w:name="ref-ronquillo_recaudaciones_2017"/>
     <w:p>
       <w:pPr>
         <w:pStyle w:val="Bibliography"/>
@@ -12559,8 +12583,8 @@
         <w:t xml:space="preserve">(44), 33-39.</w:t>
       </w:r>
     </w:p>
-    <w:bookmarkEnd w:id="122"/>
-    <w:bookmarkStart w:id="123" w:name="ref-shuai_effect_2013"/>
+    <w:bookmarkEnd w:id="124"/>
+    <w:bookmarkStart w:id="125" w:name="ref-shuai_effect_2013"/>
     <w:p>
       <w:pPr>
         <w:pStyle w:val="Bibliography"/>
@@ -12595,8 +12619,8 @@
         <w:t xml:space="preserve">(3), 183-193.</w:t>
       </w:r>
     </w:p>
-    <w:bookmarkEnd w:id="123"/>
-    <w:bookmarkStart w:id="124" w:name="ref-taha_effect_2011"/>
+    <w:bookmarkEnd w:id="125"/>
+    <w:bookmarkStart w:id="126" w:name="ref-taha_effect_2011"/>
     <w:p>
       <w:pPr>
         <w:pStyle w:val="Bibliography"/>
@@ -12631,8 +12655,8 @@
         <w:t xml:space="preserve">(1), 319-329.</w:t>
       </w:r>
     </w:p>
-    <w:bookmarkEnd w:id="124"/>
-    <w:bookmarkStart w:id="125" w:name="ref-tello_determinantes_2018"/>
+    <w:bookmarkEnd w:id="126"/>
+    <w:bookmarkStart w:id="127" w:name="ref-tello_determinantes_2018"/>
     <w:p>
       <w:pPr>
         <w:pStyle w:val="Bibliography"/>
@@ -12667,8 +12691,8 @@
         <w:t xml:space="preserve">(1), 155-174.</w:t>
       </w:r>
     </w:p>
-    <w:bookmarkEnd w:id="125"/>
-    <w:bookmarkStart w:id="126" w:name="ref-velepucha_ecuador_2021"/>
+    <w:bookmarkEnd w:id="127"/>
+    <w:bookmarkStart w:id="128" w:name="ref-velepucha_ecuador_2021"/>
     <w:p>
       <w:pPr>
         <w:pStyle w:val="Bibliography"/>
@@ -12703,14 +12727,14 @@
         <w:t xml:space="preserve">(22).</w:t>
       </w:r>
     </w:p>
-    <w:bookmarkEnd w:id="126"/>
-    <w:bookmarkEnd w:id="127"/>
+    <w:bookmarkEnd w:id="128"/>
+    <w:bookmarkEnd w:id="129"/>
     <w:p>
       <w:r>
         <w:br w:type="page"/>
       </w:r>
     </w:p>
-    <w:bookmarkEnd w:id="128"/>
+    <w:bookmarkEnd w:id="130"/>
     <w:p>
       <w:pPr>
         <w:pStyle w:val="Heading1"/>
@@ -12719,7 +12743,7 @@
         <w:t xml:space="preserve">12. Anexo</w:t>
       </w:r>
     </w:p>
-    <w:bookmarkStart w:id="131" w:name="apx-publicaciones-similares"/>
+    <w:bookmarkStart w:id="133" w:name="apx-publicaciones-similares"/>
     <w:p>
       <w:pPr>
         <w:pStyle w:val="Heading1"/>
@@ -12744,11 +12768,11 @@
           <w:numId w:val="1011"/>
         </w:numPr>
       </w:pPr>
-      <w:hyperlink r:id="rId129"/>
-      <w:r>
-        <w:t xml:space="preserve"> </w:t>
-      </w:r>
-      <w:hyperlink r:id="rId130">
+      <w:hyperlink r:id="rId131"/>
+      <w:r>
+        <w:t xml:space="preserve"> </w:t>
+      </w:r>
+      <w:hyperlink r:id="rId132">
         <w:r>
           <w:rPr>
             <w:rStyle w:val="Hyperlink"/>
@@ -12765,14 +12789,14 @@
         <w:t xml:space="preserve">Esperamos que encuentres estas publicaciones igualmente interesantes y útiles. ¡Disfruta de la lectura!</w:t>
       </w:r>
     </w:p>
-    <w:bookmarkEnd w:id="131"/>
+    <w:bookmarkEnd w:id="133"/>
     <w:sectPr>
-      <w:headerReference r:id="rId9" w:type="even"/>
-      <w:headerReference r:id="rId11" w:type="default"/>
-      <w:footerReference r:id="rId14" w:type="even"/>
-      <w:footerReference r:id="rId13" w:type="default"/>
-      <w:headerReference r:id="rId10" w:type="first"/>
-      <w:footerReference r:id="rId12" w:type="first"/>
+      <w:headerReference r:id="rId8" w:type="even"/>
+      <w:headerReference r:id="rId9" w:type="default"/>
+      <w:footerReference r:id="rId10" w:type="even"/>
+      <w:footerReference r:id="rId11" w:type="default"/>
+      <w:headerReference r:id="rId12" w:type="first"/>
+      <w:footerReference r:id="rId13" w:type="first"/>
       <w:pgSz w:h="15840" w:w="12240"/>
       <w:pgMar w:bottom="1440" w:footer="720" w:gutter="0" w:header="720" w:left="1440" w:right="1440" w:top="1440"/>
       <w:cols w:space="720"/>
